--- a/GEM_Letterhead_Set_v1.0/04_qa/fixtures/QA_bi_automatic_22.docx
+++ b/GEM_Letterhead_Set_v1.0/04_qa/fixtures/QA_bi_automatic_22.docx
@@ -4,7 +4,7 @@
   <w:body>
     <w:p>
       <w:pPr>
-        <w:spacing w:after="180" w:before="0" w:line="210" w:lineRule="exact"/>
+        <w:spacing w:after="180" w:before="0" w:line="240" w:lineRule="exact"/>
         <w:jc w:val="right"/>
         <w:keepNext w:val="0"/>
         <w:widowControl/>
@@ -19,6 +19,7 @@
           <w:lang w:val="en-GB" w:bidi="en-GB"/>
           <w:rtl w:val="0"/>
           <w:szCs w:val="15"/>
+          <w:bCs w:val="0"/>
         </w:rPr>
         <w:t>SAMPLE CONTENT · PENDING LOCALIZATION APPROVAL</w:t>
       </w:r>
@@ -40,6 +41,7 @@
           <w:lang w:val="ar-SA" w:bidi="ar-SA"/>
           <w:rtl w:val="1"/>
           <w:szCs w:val="20"/>
+          <w:bCs w:val="0"/>
         </w:rPr>
         <w:t xml:space="preserve">التاريخ: </w:t>
       </w:r>
@@ -52,6 +54,7 @@
           <w:lang w:val="en-GB" w:bidi="en-GB"/>
           <w:rtl w:val="0"/>
           <w:szCs w:val="18"/>
+          <w:bCs w:val="0"/>
         </w:rPr>
         <w:t>[DATE]</w:t>
       </w:r>
@@ -64,6 +67,7 @@
           <w:lang w:val="ar-SA" w:bidi="ar-SA"/>
           <w:rtl w:val="1"/>
           <w:szCs w:val="20"/>
+          <w:bCs w:val="0"/>
         </w:rPr>
         <w:t xml:space="preserve">    المرجع: </w:t>
       </w:r>
@@ -76,6 +80,7 @@
           <w:lang w:val="en-GB" w:bidi="en-GB"/>
           <w:rtl w:val="0"/>
           <w:szCs w:val="18"/>
+          <w:bCs w:val="0"/>
         </w:rPr>
         <w:t>[REFERENCE NUMBER]</w:t>
       </w:r>
@@ -97,6 +102,7 @@
           <w:lang w:val="ar-SA" w:bidi="ar-SA"/>
           <w:rtl w:val="1"/>
           <w:szCs w:val="23"/>
+          <w:bCs w:val="0"/>
         </w:rPr>
         <w:t>«اسم المستلم»</w:t>
         <w:br/>
@@ -107,7 +113,7 @@
     </w:p>
     <w:p>
       <w:pPr>
-        <w:spacing w:after="140" w:before="0" w:line="252" w:lineRule="exact"/>
+        <w:spacing w:after="140" w:before="0" w:line="288" w:lineRule="exact"/>
         <w:jc w:val="left"/>
         <w:keepNext/>
         <w:widowControl/>
@@ -122,6 +128,7 @@
           <w:lang w:val="en-GB" w:bidi="en-GB"/>
           <w:rtl w:val="0"/>
           <w:szCs w:val="18"/>
+          <w:bCs w:val="0"/>
         </w:rPr>
         <w:t>[RECIPIENT NAME] · [ORGANIZATION]</w:t>
         <w:br/>
@@ -140,13 +147,13 @@
       <w:r>
         <w:rPr>
           <w:rFonts w:ascii="Noto Sans Arabic" w:hAnsi="Noto Sans Arabic" w:cs="Noto Sans Arabic" w:eastAsia="Noto Sans Arabic"/>
-          <w:b/>
+          <w:b w:val="0"/>
           <w:color w:val="12171D"/>
           <w:sz w:val="24"/>
           <w:lang w:val="ar-SA" w:bidi="ar-SA"/>
           <w:rtl w:val="1"/>
           <w:szCs w:val="24"/>
-          <w:bCs/>
+          <w:bCs w:val="0"/>
         </w:rPr>
         <w:t>الموضوع: طلب معلومات ووثائق من المورد</w:t>
       </w:r>
@@ -154,7 +161,7 @@
     <w:p>
       <w:pPr>
         <w:pStyle w:val="Heading1"/>
-        <w:spacing w:after="240" w:before="0" w:line="336" w:lineRule="exact"/>
+        <w:spacing w:after="240" w:before="0" w:line="384" w:lineRule="exact"/>
         <w:jc w:val="left"/>
         <w:keepNext/>
         <w:widowControl/>
@@ -163,12 +170,13 @@
       <w:r>
         <w:rPr>
           <w:rFonts w:ascii="Jost" w:hAnsi="Jost" w:cs="Jost" w:eastAsia="Jost"/>
-          <w:b/>
+          <w:b w:val="0"/>
           <w:color w:val="12171D"/>
           <w:sz w:val="24"/>
           <w:lang w:val="en-GB" w:bidi="en-GB"/>
           <w:rtl w:val="0"/>
           <w:szCs w:val="24"/>
+          <w:bCs w:val="0"/>
         </w:rPr>
         <w:t>Request for supplier information and product documentation</w:t>
       </w:r>
@@ -190,6 +198,7 @@
           <w:lang w:val="ar-SA" w:bidi="ar-SA"/>
           <w:rtl w:val="1"/>
           <w:szCs w:val="23"/>
+          <w:bCs w:val="0"/>
         </w:rPr>
         <w:t>السادة «اسم الجهة»،</w:t>
       </w:r>
@@ -211,13 +220,14 @@
           <w:lang w:val="ar-SA" w:bidi="ar-SA"/>
           <w:rtl w:val="1"/>
           <w:szCs w:val="23"/>
+          <w:bCs w:val="0"/>
         </w:rPr>
         <w:t>يرجى تزويدنا بالمعلومات والوثائق المتاحة للمراجعة الداخلية، مع توضيح ما تم تأكيده وما يحتاج إلى تحقق إضافي.</w:t>
       </w:r>
     </w:p>
     <w:p>
       <w:pPr>
-        <w:spacing w:after="120" w:before="0" w:line="294" w:lineRule="exact"/>
+        <w:spacing w:after="120" w:before="0" w:line="336" w:lineRule="exact"/>
         <w:jc w:val="left"/>
         <w:keepNext w:val="0"/>
         <w:widowControl/>
@@ -232,13 +242,16 @@
           <w:lang w:val="en-GB" w:bidi="en-GB"/>
           <w:rtl w:val="0"/>
           <w:szCs w:val="21"/>
+          <w:bCs w:val="0"/>
         </w:rPr>
         <w:t>Dear [RECIPIENT NAME],</w:t>
       </w:r>
     </w:p>
     <w:p>
       <w:pPr>
-        <w:spacing w:after="120" w:before="0" w:line="294" w:lineRule="exact"/>
+        <w:pStyle w:val="BodyText"/>
+        <w:spacing w:after="120" w:before="0" w:line="336" w:lineRule="exact"/>
+        <w:ind w:right="1701"/>
         <w:jc w:val="left"/>
         <w:keepNext w:val="0"/>
         <w:widowControl/>
@@ -253,6 +266,7 @@
           <w:lang w:val="en-GB" w:bidi="en-GB"/>
           <w:rtl w:val="0"/>
           <w:szCs w:val="21"/>
+          <w:bCs w:val="0"/>
         </w:rPr>
         <w:t>Please share the available information and documentation for our internal review, identifying confirmed details and items requiring further validation.</w:t>
       </w:r>
@@ -274,13 +288,16 @@
           <w:lang w:val="ar-SA" w:bidi="ar-SA"/>
           <w:rtl w:val="1"/>
           <w:szCs w:val="23"/>
+          <w:bCs w:val="0"/>
         </w:rPr>
         <w:t>نص تجريبي لاختبار تدفق الصفحات تلقائياً. يرجى مراجعة المعلومات وتحديد ما تم تأكيده وما يحتاج إلى تحقق إضافي قبل إصدار المراسلات.</w:t>
       </w:r>
     </w:p>
     <w:p>
       <w:pPr>
-        <w:spacing w:after="120" w:before="0" w:line="294" w:lineRule="exact"/>
+        <w:pStyle w:val="BodyText"/>
+        <w:spacing w:after="120" w:before="0" w:line="336" w:lineRule="exact"/>
+        <w:ind w:right="1701"/>
         <w:jc w:val="left"/>
         <w:keepNext w:val="0"/>
         <w:widowControl/>
@@ -295,6 +312,7 @@
           <w:lang w:val="en-GB" w:bidi="en-GB"/>
           <w:rtl w:val="0"/>
           <w:szCs w:val="21"/>
+          <w:bCs w:val="0"/>
         </w:rPr>
         <w:t>SAMPLE CONTENT. This paragraph tests automatic text flow across pages. Please review the available information, identify confirmed details and note any evidence that remains outstanding before correspondence is issued.</w:t>
       </w:r>
@@ -316,13 +334,16 @@
           <w:lang w:val="ar-SA" w:bidi="ar-SA"/>
           <w:rtl w:val="1"/>
           <w:szCs w:val="23"/>
+          <w:bCs w:val="0"/>
         </w:rPr>
         <w:t>نص تجريبي لاختبار تدفق الصفحات تلقائياً. يرجى مراجعة المعلومات وتحديد ما تم تأكيده وما يحتاج إلى تحقق إضافي قبل إصدار المراسلات.</w:t>
       </w:r>
     </w:p>
     <w:p>
       <w:pPr>
-        <w:spacing w:after="120" w:before="0" w:line="294" w:lineRule="exact"/>
+        <w:pStyle w:val="BodyText"/>
+        <w:spacing w:after="120" w:before="0" w:line="336" w:lineRule="exact"/>
+        <w:ind w:right="1701"/>
         <w:jc w:val="left"/>
         <w:keepNext w:val="0"/>
         <w:widowControl/>
@@ -337,6 +358,7 @@
           <w:lang w:val="en-GB" w:bidi="en-GB"/>
           <w:rtl w:val="0"/>
           <w:szCs w:val="21"/>
+          <w:bCs w:val="0"/>
         </w:rPr>
         <w:t>SAMPLE CONTENT. This paragraph tests automatic text flow across pages. Please review the available information, identify confirmed details and note any evidence that remains outstanding before correspondence is issued.</w:t>
       </w:r>
@@ -358,13 +380,16 @@
           <w:lang w:val="ar-SA" w:bidi="ar-SA"/>
           <w:rtl w:val="1"/>
           <w:szCs w:val="23"/>
+          <w:bCs w:val="0"/>
         </w:rPr>
         <w:t>نص تجريبي لاختبار تدفق الصفحات تلقائياً. يرجى مراجعة المعلومات وتحديد ما تم تأكيده وما يحتاج إلى تحقق إضافي قبل إصدار المراسلات.</w:t>
       </w:r>
     </w:p>
     <w:p>
       <w:pPr>
-        <w:spacing w:after="120" w:before="0" w:line="294" w:lineRule="exact"/>
+        <w:pStyle w:val="BodyText"/>
+        <w:spacing w:after="120" w:before="0" w:line="336" w:lineRule="exact"/>
+        <w:ind w:right="1701"/>
         <w:jc w:val="left"/>
         <w:keepNext w:val="0"/>
         <w:widowControl/>
@@ -379,6 +404,7 @@
           <w:lang w:val="en-GB" w:bidi="en-GB"/>
           <w:rtl w:val="0"/>
           <w:szCs w:val="21"/>
+          <w:bCs w:val="0"/>
         </w:rPr>
         <w:t>SAMPLE CONTENT. This paragraph tests automatic text flow across pages. Please review the available information, identify confirmed details and note any evidence that remains outstanding before correspondence is issued.</w:t>
       </w:r>
@@ -400,13 +426,16 @@
           <w:lang w:val="ar-SA" w:bidi="ar-SA"/>
           <w:rtl w:val="1"/>
           <w:szCs w:val="23"/>
+          <w:bCs w:val="0"/>
         </w:rPr>
         <w:t>نص تجريبي لاختبار تدفق الصفحات تلقائياً. يرجى مراجعة المعلومات وتحديد ما تم تأكيده وما يحتاج إلى تحقق إضافي قبل إصدار المراسلات.</w:t>
       </w:r>
     </w:p>
     <w:p>
       <w:pPr>
-        <w:spacing w:after="120" w:before="0" w:line="294" w:lineRule="exact"/>
+        <w:pStyle w:val="BodyText"/>
+        <w:spacing w:after="120" w:before="0" w:line="336" w:lineRule="exact"/>
+        <w:ind w:right="1701"/>
         <w:jc w:val="left"/>
         <w:keepNext w:val="0"/>
         <w:widowControl/>
@@ -421,6 +450,7 @@
           <w:lang w:val="en-GB" w:bidi="en-GB"/>
           <w:rtl w:val="0"/>
           <w:szCs w:val="21"/>
+          <w:bCs w:val="0"/>
         </w:rPr>
         <w:t>SAMPLE CONTENT. This paragraph tests automatic text flow across pages. Please review the available information, identify confirmed details and note any evidence that remains outstanding before correspondence is issued.</w:t>
       </w:r>
@@ -442,13 +472,16 @@
           <w:lang w:val="ar-SA" w:bidi="ar-SA"/>
           <w:rtl w:val="1"/>
           <w:szCs w:val="23"/>
+          <w:bCs w:val="0"/>
         </w:rPr>
         <w:t>نص تجريبي لاختبار تدفق الصفحات تلقائياً. يرجى مراجعة المعلومات وتحديد ما تم تأكيده وما يحتاج إلى تحقق إضافي قبل إصدار المراسلات.</w:t>
       </w:r>
     </w:p>
     <w:p>
       <w:pPr>
-        <w:spacing w:after="120" w:before="0" w:line="294" w:lineRule="exact"/>
+        <w:pStyle w:val="BodyText"/>
+        <w:spacing w:after="120" w:before="0" w:line="336" w:lineRule="exact"/>
+        <w:ind w:right="1701"/>
         <w:jc w:val="left"/>
         <w:keepNext w:val="0"/>
         <w:widowControl/>
@@ -463,6 +496,7 @@
           <w:lang w:val="en-GB" w:bidi="en-GB"/>
           <w:rtl w:val="0"/>
           <w:szCs w:val="21"/>
+          <w:bCs w:val="0"/>
         </w:rPr>
         <w:t>SAMPLE CONTENT. This paragraph tests automatic text flow across pages. Please review the available information, identify confirmed details and note any evidence that remains outstanding before correspondence is issued.</w:t>
       </w:r>
@@ -484,13 +518,16 @@
           <w:lang w:val="ar-SA" w:bidi="ar-SA"/>
           <w:rtl w:val="1"/>
           <w:szCs w:val="23"/>
+          <w:bCs w:val="0"/>
         </w:rPr>
         <w:t>نص تجريبي لاختبار تدفق الصفحات تلقائياً. يرجى مراجعة المعلومات وتحديد ما تم تأكيده وما يحتاج إلى تحقق إضافي قبل إصدار المراسلات.</w:t>
       </w:r>
     </w:p>
     <w:p>
       <w:pPr>
-        <w:spacing w:after="120" w:before="0" w:line="294" w:lineRule="exact"/>
+        <w:pStyle w:val="BodyText"/>
+        <w:spacing w:after="120" w:before="0" w:line="336" w:lineRule="exact"/>
+        <w:ind w:right="1701"/>
         <w:jc w:val="left"/>
         <w:keepNext w:val="0"/>
         <w:widowControl/>
@@ -505,6 +542,7 @@
           <w:lang w:val="en-GB" w:bidi="en-GB"/>
           <w:rtl w:val="0"/>
           <w:szCs w:val="21"/>
+          <w:bCs w:val="0"/>
         </w:rPr>
         <w:t>SAMPLE CONTENT. This paragraph tests automatic text flow across pages. Please review the available information, identify confirmed details and note any evidence that remains outstanding before correspondence is issued.</w:t>
       </w:r>
@@ -526,13 +564,16 @@
           <w:lang w:val="ar-SA" w:bidi="ar-SA"/>
           <w:rtl w:val="1"/>
           <w:szCs w:val="23"/>
+          <w:bCs w:val="0"/>
         </w:rPr>
         <w:t>نص تجريبي لاختبار تدفق الصفحات تلقائياً. يرجى مراجعة المعلومات وتحديد ما تم تأكيده وما يحتاج إلى تحقق إضافي قبل إصدار المراسلات.</w:t>
       </w:r>
     </w:p>
     <w:p>
       <w:pPr>
-        <w:spacing w:after="120" w:before="0" w:line="294" w:lineRule="exact"/>
+        <w:pStyle w:val="BodyText"/>
+        <w:spacing w:after="120" w:before="0" w:line="336" w:lineRule="exact"/>
+        <w:ind w:right="1701"/>
         <w:jc w:val="left"/>
         <w:keepNext w:val="0"/>
         <w:widowControl/>
@@ -547,6 +588,7 @@
           <w:lang w:val="en-GB" w:bidi="en-GB"/>
           <w:rtl w:val="0"/>
           <w:szCs w:val="21"/>
+          <w:bCs w:val="0"/>
         </w:rPr>
         <w:t>SAMPLE CONTENT. This paragraph tests automatic text flow across pages. Please review the available information, identify confirmed details and note any evidence that remains outstanding before correspondence is issued.</w:t>
       </w:r>
@@ -568,13 +610,16 @@
           <w:lang w:val="ar-SA" w:bidi="ar-SA"/>
           <w:rtl w:val="1"/>
           <w:szCs w:val="23"/>
+          <w:bCs w:val="0"/>
         </w:rPr>
         <w:t>نص تجريبي لاختبار تدفق الصفحات تلقائياً. يرجى مراجعة المعلومات وتحديد ما تم تأكيده وما يحتاج إلى تحقق إضافي قبل إصدار المراسلات.</w:t>
       </w:r>
     </w:p>
     <w:p>
       <w:pPr>
-        <w:spacing w:after="120" w:before="0" w:line="294" w:lineRule="exact"/>
+        <w:pStyle w:val="BodyText"/>
+        <w:spacing w:after="120" w:before="0" w:line="336" w:lineRule="exact"/>
+        <w:ind w:right="1701"/>
         <w:jc w:val="left"/>
         <w:keepNext w:val="0"/>
         <w:widowControl/>
@@ -589,6 +634,7 @@
           <w:lang w:val="en-GB" w:bidi="en-GB"/>
           <w:rtl w:val="0"/>
           <w:szCs w:val="21"/>
+          <w:bCs w:val="0"/>
         </w:rPr>
         <w:t>SAMPLE CONTENT. This paragraph tests automatic text flow across pages. Please review the available information, identify confirmed details and note any evidence that remains outstanding before correspondence is issued.</w:t>
       </w:r>
@@ -610,13 +656,16 @@
           <w:lang w:val="ar-SA" w:bidi="ar-SA"/>
           <w:rtl w:val="1"/>
           <w:szCs w:val="23"/>
+          <w:bCs w:val="0"/>
         </w:rPr>
         <w:t>نص تجريبي لاختبار تدفق الصفحات تلقائياً. يرجى مراجعة المعلومات وتحديد ما تم تأكيده وما يحتاج إلى تحقق إضافي قبل إصدار المراسلات.</w:t>
       </w:r>
     </w:p>
     <w:p>
       <w:pPr>
-        <w:spacing w:after="120" w:before="0" w:line="294" w:lineRule="exact"/>
+        <w:pStyle w:val="BodyText"/>
+        <w:spacing w:after="120" w:before="0" w:line="336" w:lineRule="exact"/>
+        <w:ind w:right="1701"/>
         <w:jc w:val="left"/>
         <w:keepNext w:val="0"/>
         <w:widowControl/>
@@ -631,6 +680,7 @@
           <w:lang w:val="en-GB" w:bidi="en-GB"/>
           <w:rtl w:val="0"/>
           <w:szCs w:val="21"/>
+          <w:bCs w:val="0"/>
         </w:rPr>
         <w:t>SAMPLE CONTENT. This paragraph tests automatic text flow across pages. Please review the available information, identify confirmed details and note any evidence that remains outstanding before correspondence is issued.</w:t>
       </w:r>
@@ -652,13 +702,16 @@
           <w:lang w:val="ar-SA" w:bidi="ar-SA"/>
           <w:rtl w:val="1"/>
           <w:szCs w:val="23"/>
+          <w:bCs w:val="0"/>
         </w:rPr>
         <w:t>نص تجريبي لاختبار تدفق الصفحات تلقائياً. يرجى مراجعة المعلومات وتحديد ما تم تأكيده وما يحتاج إلى تحقق إضافي قبل إصدار المراسلات.</w:t>
       </w:r>
     </w:p>
     <w:p>
       <w:pPr>
-        <w:spacing w:after="120" w:before="0" w:line="294" w:lineRule="exact"/>
+        <w:pStyle w:val="BodyText"/>
+        <w:spacing w:after="120" w:before="0" w:line="336" w:lineRule="exact"/>
+        <w:ind w:right="1701"/>
         <w:jc w:val="left"/>
         <w:keepNext w:val="0"/>
         <w:widowControl/>
@@ -673,6 +726,7 @@
           <w:lang w:val="en-GB" w:bidi="en-GB"/>
           <w:rtl w:val="0"/>
           <w:szCs w:val="21"/>
+          <w:bCs w:val="0"/>
         </w:rPr>
         <w:t>SAMPLE CONTENT. This paragraph tests automatic text flow across pages. Please review the available information, identify confirmed details and note any evidence that remains outstanding before correspondence is issued.</w:t>
       </w:r>
@@ -694,13 +748,16 @@
           <w:lang w:val="ar-SA" w:bidi="ar-SA"/>
           <w:rtl w:val="1"/>
           <w:szCs w:val="23"/>
+          <w:bCs w:val="0"/>
         </w:rPr>
         <w:t>نص تجريبي لاختبار تدفق الصفحات تلقائياً. يرجى مراجعة المعلومات وتحديد ما تم تأكيده وما يحتاج إلى تحقق إضافي قبل إصدار المراسلات.</w:t>
       </w:r>
     </w:p>
     <w:p>
       <w:pPr>
-        <w:spacing w:after="120" w:before="0" w:line="294" w:lineRule="exact"/>
+        <w:pStyle w:val="BodyText"/>
+        <w:spacing w:after="120" w:before="0" w:line="336" w:lineRule="exact"/>
+        <w:ind w:right="1701"/>
         <w:jc w:val="left"/>
         <w:keepNext w:val="0"/>
         <w:widowControl/>
@@ -715,6 +772,7 @@
           <w:lang w:val="en-GB" w:bidi="en-GB"/>
           <w:rtl w:val="0"/>
           <w:szCs w:val="21"/>
+          <w:bCs w:val="0"/>
         </w:rPr>
         <w:t>SAMPLE CONTENT. This paragraph tests automatic text flow across pages. Please review the available information, identify confirmed details and note any evidence that remains outstanding before correspondence is issued.</w:t>
       </w:r>
@@ -736,13 +794,14 @@
           <w:lang w:val="ar-SA" w:bidi="ar-SA"/>
           <w:rtl w:val="1"/>
           <w:szCs w:val="23"/>
+          <w:bCs w:val="0"/>
         </w:rPr>
         <w:t>وتفضلوا بقبول التحية،</w:t>
       </w:r>
     </w:p>
     <w:p>
       <w:pPr>
-        <w:spacing w:after="40" w:before="0" w:line="294" w:lineRule="exact"/>
+        <w:spacing w:after="40" w:before="0" w:line="336" w:lineRule="exact"/>
         <w:jc w:val="left"/>
         <w:keepNext/>
         <w:widowControl/>
@@ -757,6 +816,7 @@
           <w:lang w:val="en-GB" w:bidi="en-GB"/>
           <w:rtl w:val="0"/>
           <w:szCs w:val="21"/>
+          <w:bCs w:val="0"/>
         </w:rPr>
         <w:t>Yours sincerely,</w:t>
       </w:r>
@@ -778,6 +838,7 @@
           <w:lang w:val="ar-SA" w:bidi="ar-SA"/>
           <w:rtl w:val="1"/>
           <w:szCs w:val="18"/>
+          <w:bCs w:val="0"/>
         </w:rPr>
         <w:t>«التوقيع»</w:t>
       </w:r>
@@ -793,13 +854,13 @@
       <w:r>
         <w:rPr>
           <w:rFonts w:ascii="Noto Sans Arabic" w:hAnsi="Noto Sans Arabic" w:cs="Noto Sans Arabic" w:eastAsia="Noto Sans Arabic"/>
-          <w:b/>
+          <w:b w:val="0"/>
           <w:color w:val="12171D"/>
           <w:sz w:val="23"/>
           <w:lang w:val="ar-SA" w:bidi="ar-SA"/>
           <w:rtl w:val="1"/>
           <w:szCs w:val="23"/>
-          <w:bCs/>
+          <w:bCs w:val="0"/>
         </w:rPr>
         <w:t>«اسم الموقّع»</w:t>
         <w:br/>
@@ -808,7 +869,7 @@
     </w:p>
     <w:p>
       <w:pPr>
-        <w:spacing w:after="0" w:before="0" w:line="252" w:lineRule="exact"/>
+        <w:spacing w:after="0" w:before="0" w:line="288" w:lineRule="exact"/>
         <w:jc w:val="left"/>
         <w:keepNext w:val="0"/>
         <w:widowControl/>
@@ -823,6 +884,7 @@
           <w:lang w:val="en-GB" w:bidi="en-GB"/>
           <w:rtl w:val="0"/>
           <w:szCs w:val="18"/>
+          <w:bCs w:val="0"/>
         </w:rPr>
         <w:t>[SIGNATORY NAME] · [TITLE]</w:t>
       </w:r>
@@ -847,6 +909,7 @@
   <w:p>
     <w:pPr>
       <w:pStyle w:val="Footer"/>
+      <w:bidi w:val="0"/>
       <w:spacing w:after="80"/>
       <w:jc w:val="right"/>
       <w:pBdr>
@@ -862,12 +925,14 @@
         <w:lang w:val="en-GB" w:bidi="en-GB"/>
         <w:rtl w:val="0"/>
         <w:szCs w:val="15"/>
+        <w:bCs w:val="0"/>
       </w:rPr>
       <w:t>GEM™   [ADDRESS] · [CITY] · [COUNTRY] · [POSTAL CODE]</w:t>
     </w:r>
   </w:p>
   <w:p>
     <w:pPr>
+      <w:bidi w:val="0"/>
       <w:spacing w:after="120"/>
       <w:jc w:val="right"/>
     </w:pPr>
@@ -880,6 +945,7 @@
         <w:lang w:val="en-GB" w:bidi="en-GB"/>
         <w:rtl w:val="0"/>
         <w:szCs w:val="15"/>
+        <w:bCs w:val="0"/>
       </w:rPr>
       <w:t>[T]   [E]   [W]</w:t>
     </w:r>
@@ -892,6 +958,7 @@
         <w:lang w:val="en-GB" w:bidi="en-GB"/>
         <w:rtl w:val="0"/>
         <w:szCs w:val="15"/>
+        <w:bCs w:val="0"/>
       </w:rPr>
       <w:t xml:space="preserve">     Page </w:t>
     </w:r>
@@ -914,6 +981,7 @@
         <w:lang w:val="en-GB" w:bidi="en-GB"/>
         <w:rtl w:val="0"/>
         <w:szCs w:val="15"/>
+        <w:bCs w:val="0"/>
       </w:rPr>
       <w:t xml:space="preserve"> of </w:t>
     </w:r>
@@ -930,6 +998,7 @@
   </w:p>
   <w:p>
     <w:pPr>
+      <w:bidi w:val="0"/>
       <w:jc w:val="right"/>
     </w:pPr>
     <w:r>
@@ -941,6 +1010,7 @@
         <w:lang w:val="en-GB" w:bidi="en-GB"/>
         <w:rtl w:val="0"/>
         <w:szCs w:val="13"/>
+        <w:bCs w:val="0"/>
       </w:rPr>
       <w:t>WORKING APPLICATION / PENDING VALIDATION</w:t>
     </w:r>
@@ -953,6 +1023,7 @@
   <w:p>
     <w:pPr>
       <w:pStyle w:val="Footer"/>
+      <w:bidi w:val="0"/>
       <w:spacing w:after="80"/>
       <w:jc w:val="right"/>
       <w:pBdr>
@@ -968,12 +1039,14 @@
         <w:lang w:val="en-GB" w:bidi="en-GB"/>
         <w:rtl w:val="0"/>
         <w:szCs w:val="15"/>
+        <w:bCs w:val="0"/>
       </w:rPr>
       <w:t>GEM™   [ADDRESS] · [CITY] · [COUNTRY] · [POSTAL CODE]</w:t>
     </w:r>
   </w:p>
   <w:p>
     <w:pPr>
+      <w:bidi w:val="0"/>
       <w:spacing w:after="120"/>
       <w:jc w:val="right"/>
     </w:pPr>
@@ -986,6 +1059,7 @@
         <w:lang w:val="en-GB" w:bidi="en-GB"/>
         <w:rtl w:val="0"/>
         <w:szCs w:val="15"/>
+        <w:bCs w:val="0"/>
       </w:rPr>
       <w:t>[T]   [E]   [W]</w:t>
     </w:r>
@@ -998,6 +1072,7 @@
         <w:lang w:val="en-GB" w:bidi="en-GB"/>
         <w:rtl w:val="0"/>
         <w:szCs w:val="15"/>
+        <w:bCs w:val="0"/>
       </w:rPr>
       <w:t xml:space="preserve">     Page </w:t>
     </w:r>
@@ -1020,6 +1095,7 @@
         <w:lang w:val="en-GB" w:bidi="en-GB"/>
         <w:rtl w:val="0"/>
         <w:szCs w:val="15"/>
+        <w:bCs w:val="0"/>
       </w:rPr>
       <w:t xml:space="preserve"> of </w:t>
     </w:r>
@@ -1036,6 +1112,7 @@
   </w:p>
   <w:p>
     <w:pPr>
+      <w:bidi w:val="0"/>
       <w:jc w:val="right"/>
     </w:pPr>
     <w:r>
@@ -1047,6 +1124,7 @@
         <w:lang w:val="en-GB" w:bidi="en-GB"/>
         <w:rtl w:val="0"/>
         <w:szCs w:val="13"/>
+        <w:bCs w:val="0"/>
       </w:rPr>
       <w:t>WORKING APPLICATION / PENDING VALIDATION</w:t>
     </w:r>
@@ -1059,7 +1137,8 @@
   <w:p>
     <w:pPr>
       <w:pStyle w:val="Header"/>
-      <w:spacing w:after="0"/>
+      <w:bidi w:val="0"/>
+      <w:spacing w:after="0" w:line="240" w:lineRule="auto"/>
       <w:jc w:val="right"/>
     </w:pPr>
     <w:r>
@@ -1105,7 +1184,8 @@
   </w:p>
   <w:p>
     <w:pPr>
-      <w:spacing w:before="680" w:after="227"/>
+      <w:bidi w:val="0"/>
+      <w:spacing w:before="680" w:after="227" w:line="300" w:lineRule="exact"/>
       <w:jc w:val="right"/>
     </w:pPr>
     <w:r>
@@ -1113,10 +1193,12 @@
         <w:rFonts w:ascii="Jost" w:hAnsi="Jost" w:cs="Jost" w:eastAsia="Jost"/>
         <w:b w:val="0"/>
         <w:color w:val="12171D"/>
-        <w:sz w:val="16"/>
+        <w:sz w:val="21"/>
         <w:lang w:val="en-GB" w:bidi="en-GB"/>
         <w:rtl w:val="0"/>
-        <w:szCs w:val="16"/>
+        <w:szCs w:val="21"/>
+        <w:bCs w:val="0"/>
+        <w:spacing w:val="38"/>
       </w:rPr>
       <w:t>HOSPITALITY, IN PERFECT PROPORTION</w:t>
     </w:r>
@@ -1129,7 +1211,8 @@
   <w:p>
     <w:pPr>
       <w:pStyle w:val="Header"/>
-      <w:spacing w:after="0"/>
+      <w:bidi w:val="0"/>
+      <w:spacing w:after="0" w:line="240" w:lineRule="auto"/>
       <w:jc w:val="right"/>
     </w:pPr>
     <w:r>
@@ -1141,6 +1224,7 @@
         <w:lang w:val="en-GB" w:bidi="en-GB"/>
         <w:rtl w:val="0"/>
         <w:szCs w:val="18"/>
+        <w:bCs w:val="0"/>
       </w:rPr>
       <w:t>GEM™</w:t>
     </w:r>
@@ -1153,6 +1237,7 @@
         <w:lang w:val="en-GB" w:bidi="en-GB"/>
         <w:rtl w:val="0"/>
         <w:szCs w:val="16"/>
+        <w:bCs w:val="0"/>
       </w:rPr>
       <w:t xml:space="preserve">    [REFERENCE NUMBER]</w:t>
     </w:r>
@@ -1368,10 +1453,12 @@
   <w:docDefaults>
     <w:rPrDefault>
       <w:rPr>
-        <w:rFonts w:asciiTheme="minorHAnsi" w:eastAsiaTheme="minorEastAsia" w:hAnsiTheme="minorHAnsi" w:cstheme="minorBidi"/>
-        <w:sz w:val="22"/>
-        <w:szCs w:val="22"/>
-        <w:lang w:val="en-US" w:eastAsia="en-US" w:bidi="ar-SA"/>
+        <w:rFonts w:ascii="Inter" w:hAnsi="Inter" w:cs="Noto Sans Arabic" w:eastAsia="Inter"/>
+        <w:lang w:val="ar-SA" w:bidi="ar-SA"/>
+        <w:sz w:val="21"/>
+        <w:szCs w:val="23"/>
+        <w:b w:val="0"/>
+        <w:bCs w:val="0"/>
       </w:rPr>
     </w:rPrDefault>
     <w:pPrDefault>
@@ -1523,10 +1610,20 @@
     <w:name w:val="Normal"/>
     <w:qFormat/>
     <w:rsid w:val="00FC693F"/>
+    <w:pPr>
+      <w:bidi w:val="1"/>
+      <w:jc w:val="start"/>
+      <w:spacing w:line="403" w:lineRule="exact" w:after="120"/>
+    </w:pPr>
     <w:rPr>
-      <w:rFonts w:ascii="Inter" w:hAnsi="Inter"/>
       <w:color w:val="12171D"/>
       <w:sz w:val="21"/>
+      <w:rFonts w:ascii="Inter" w:hAnsi="Inter" w:cs="Noto Sans Arabic" w:eastAsia="Inter"/>
+      <w:b w:val="0"/>
+      <w:bCs w:val="0"/>
+      <w:spacing w:val="0"/>
+      <w:lang w:val="ar-SA" w:bidi="ar-SA"/>
+      <w:szCs w:val="23"/>
     </w:rPr>
   </w:style>
   <w:style w:type="paragraph" w:styleId="Header">
@@ -1586,14 +1683,18 @@
       <w:keepLines/>
       <w:spacing w:before="480" w:after="0"/>
       <w:outlineLvl w:val="0"/>
+      <w:bidi w:val="1"/>
+      <w:jc w:val="start"/>
     </w:pPr>
     <w:rPr>
-      <w:rFonts w:asciiTheme="majorHAnsi" w:eastAsiaTheme="majorEastAsia" w:hAnsiTheme="majorHAnsi" w:cstheme="majorBidi" w:ascii="Jost" w:hAnsi="Jost"/>
-      <w:b/>
-      <w:bCs/>
       <w:color w:val="12171D"/>
       <w:sz w:val="24"/>
-      <w:szCs w:val="28"/>
+      <w:rFonts w:ascii="Jost" w:hAnsi="Jost" w:cs="Noto Sans Arabic" w:eastAsia="Inter"/>
+      <w:b w:val="0"/>
+      <w:bCs w:val="0"/>
+      <w:spacing w:val="0"/>
+      <w:lang w:val="ar-SA" w:bidi="ar-SA"/>
+      <w:szCs w:val="24"/>
     </w:rPr>
   </w:style>
   <w:style w:type="paragraph" w:styleId="Heading2">
@@ -1610,14 +1711,18 @@
       <w:keepLines/>
       <w:spacing w:before="200" w:after="0"/>
       <w:outlineLvl w:val="1"/>
+      <w:bidi w:val="1"/>
+      <w:jc w:val="start"/>
     </w:pPr>
     <w:rPr>
-      <w:rFonts w:asciiTheme="majorHAnsi" w:eastAsiaTheme="majorEastAsia" w:hAnsiTheme="majorHAnsi" w:cstheme="majorBidi" w:ascii="Jost" w:hAnsi="Jost"/>
-      <w:b/>
-      <w:bCs/>
       <w:color w:val="12171D"/>
       <w:sz w:val="24"/>
-      <w:szCs w:val="26"/>
+      <w:rFonts w:ascii="Jost" w:hAnsi="Jost" w:cs="Noto Sans Arabic" w:eastAsia="Inter"/>
+      <w:b w:val="0"/>
+      <w:bCs w:val="0"/>
+      <w:spacing w:val="0"/>
+      <w:lang w:val="ar-SA" w:bidi="ar-SA"/>
+      <w:szCs w:val="24"/>
     </w:rPr>
   </w:style>
   <w:style w:type="paragraph" w:styleId="Heading3">
@@ -1825,12 +1930,14 @@
     <w:uiPriority w:val="9"/>
     <w:rsid w:val="00FC693F"/>
     <w:rPr>
-      <w:rFonts w:asciiTheme="majorHAnsi" w:eastAsiaTheme="majorEastAsia" w:hAnsiTheme="majorHAnsi" w:cstheme="majorBidi"/>
-      <w:b/>
-      <w:bCs/>
       <w:color w:val="365F91" w:themeColor="accent1" w:themeShade="BF"/>
       <w:sz w:val="28"/>
-      <w:szCs w:val="28"/>
+      <w:rFonts w:ascii="Jost" w:hAnsi="Jost" w:cs="Noto Sans Arabic" w:eastAsia="Inter"/>
+      <w:b w:val="0"/>
+      <w:bCs w:val="0"/>
+      <w:spacing w:val="0"/>
+      <w:lang w:val="ar-SA" w:bidi="ar-SA"/>
+      <w:szCs w:val="24"/>
     </w:rPr>
   </w:style>
   <w:style w:type="character" w:customStyle="1" w:styleId="Heading2Char">
@@ -1840,12 +1947,14 @@
     <w:uiPriority w:val="9"/>
     <w:rsid w:val="00FC693F"/>
     <w:rPr>
-      <w:rFonts w:asciiTheme="majorHAnsi" w:eastAsiaTheme="majorEastAsia" w:hAnsiTheme="majorHAnsi" w:cstheme="majorBidi"/>
-      <w:b/>
-      <w:bCs/>
       <w:color w:val="4F81BD" w:themeColor="accent1"/>
       <w:sz w:val="26"/>
-      <w:szCs w:val="26"/>
+      <w:rFonts w:ascii="Jost" w:hAnsi="Jost" w:cs="Noto Sans Arabic" w:eastAsia="Inter"/>
+      <w:b w:val="0"/>
+      <w:bCs w:val="0"/>
+      <w:spacing w:val="0"/>
+      <w:lang w:val="ar-SA" w:bidi="ar-SA"/>
+      <w:szCs w:val="24"/>
     </w:rPr>
   </w:style>
   <w:style w:type="character" w:customStyle="1" w:styleId="Heading3Char">
@@ -1959,7 +2068,19 @@
     <w:rsid w:val="00AA1D8D"/>
     <w:pPr>
       <w:spacing w:after="120"/>
-    </w:pPr>
+      <w:bidi w:val="0"/>
+      <w:ind w:right="1701"/>
+      <w:jc w:val="left"/>
+      <w:spacing w:line="336" w:lineRule="exact" w:after="120"/>
+    </w:pPr>
+    <w:rPr>
+      <w:rFonts w:ascii="Inter" w:hAnsi="Inter" w:cs="Noto Sans Arabic" w:eastAsia="Inter"/>
+      <w:b w:val="0"/>
+      <w:bCs w:val="0"/>
+      <w:spacing w:val="0"/>
+      <w:lang w:val="en-GB" w:bidi="ar-SA"/>
+      <w:szCs w:val="23"/>
+    </w:rPr>
   </w:style>
   <w:style w:type="character" w:customStyle="1" w:styleId="BodyTextChar">
     <w:name w:val="Body Text Char"/>
